--- a/MQ_notes.docx
+++ b/MQ_notes.docx
@@ -931,6 +931,214 @@
           </wp:inline>
         </w:drawing>
       </w:r>
+      <w:proofErr w:type="spellStart"/>
+      <w:r>
+        <w:rPr>
+          <w:lang w:val="es-ES"/>
+        </w:rPr>
+        <w:t>chlauth</w:t>
+      </w:r>
+      <w:proofErr w:type="spellEnd"/>
+      <w:r>
+        <w:rPr>
+          <w:lang w:val="es-ES"/>
+        </w:rPr>
+        <w:t>==’</w:t>
+      </w:r>
+    </w:p>
+    <w:p>
+      <w:pPr>
+        <w:rPr>
+          <w:lang w:val="es-ES"/>
+        </w:rPr>
+      </w:pPr>
+    </w:p>
+    <w:p>
+      <w:pPr>
+        <w:rPr>
+          <w:lang w:val="es-ES"/>
+        </w:rPr>
+      </w:pPr>
+    </w:p>
+    <w:p>
+      <w:pPr>
+        <w:rPr>
+          <w:lang w:val="es-ES"/>
+        </w:rPr>
+      </w:pPr>
+    </w:p>
+    <w:p>
+      <w:pPr>
+        <w:rPr>
+          <w:lang w:val="es-ES"/>
+        </w:rPr>
+      </w:pPr>
+      <w:r>
+        <w:rPr>
+          <w:lang w:val="es-ES"/>
+        </w:rPr>
+        <w:lastRenderedPageBreak/>
+        <w:drawing>
+          <wp:inline distT="0" distB="0" distL="0" distR="0" wp14:anchorId="447623C7" wp14:editId="7FCEAB55">
+            <wp:extent cx="8229600" cy="5507355"/>
+            <wp:effectExtent l="0" t="0" r="0" b="0"/>
+            <wp:docPr id="890350346" name="Picture 1"/>
+            <wp:cNvGraphicFramePr>
+              <a:graphicFrameLocks xmlns:a="http://schemas.openxmlformats.org/drawingml/2006/main" noChangeAspect="1"/>
+            </wp:cNvGraphicFramePr>
+            <a:graphic xmlns:a="http://schemas.openxmlformats.org/drawingml/2006/main">
+              <a:graphicData uri="http://schemas.openxmlformats.org/drawingml/2006/picture">
+                <pic:pic xmlns:pic="http://schemas.openxmlformats.org/drawingml/2006/picture">
+                  <pic:nvPicPr>
+                    <pic:cNvPr id="890350346" name=""/>
+                    <pic:cNvPicPr/>
+                  </pic:nvPicPr>
+                  <pic:blipFill>
+                    <a:blip r:embed="rId16"/>
+                    <a:stretch>
+                      <a:fillRect/>
+                    </a:stretch>
+                  </pic:blipFill>
+                  <pic:spPr>
+                    <a:xfrm>
+                      <a:off x="0" y="0"/>
+                      <a:ext cx="8229600" cy="5507355"/>
+                    </a:xfrm>
+                    <a:prstGeom prst="rect">
+                      <a:avLst/>
+                    </a:prstGeom>
+                  </pic:spPr>
+                </pic:pic>
+              </a:graphicData>
+            </a:graphic>
+          </wp:inline>
+        </w:drawing>
+      </w:r>
+      <w:r>
+        <w:rPr>
+          <w:lang w:val="es-ES"/>
+        </w:rPr>
+        <w:lastRenderedPageBreak/>
+        <w:drawing>
+          <wp:inline distT="0" distB="0" distL="0" distR="0" wp14:anchorId="7E05062F" wp14:editId="22BDCD75">
+            <wp:extent cx="8229600" cy="4760595"/>
+            <wp:effectExtent l="0" t="0" r="0" b="1905"/>
+            <wp:docPr id="1677813652" name="Picture 1"/>
+            <wp:cNvGraphicFramePr>
+              <a:graphicFrameLocks xmlns:a="http://schemas.openxmlformats.org/drawingml/2006/main" noChangeAspect="1"/>
+            </wp:cNvGraphicFramePr>
+            <a:graphic xmlns:a="http://schemas.openxmlformats.org/drawingml/2006/main">
+              <a:graphicData uri="http://schemas.openxmlformats.org/drawingml/2006/picture">
+                <pic:pic xmlns:pic="http://schemas.openxmlformats.org/drawingml/2006/picture">
+                  <pic:nvPicPr>
+                    <pic:cNvPr id="1677813652" name=""/>
+                    <pic:cNvPicPr/>
+                  </pic:nvPicPr>
+                  <pic:blipFill>
+                    <a:blip r:embed="rId17"/>
+                    <a:stretch>
+                      <a:fillRect/>
+                    </a:stretch>
+                  </pic:blipFill>
+                  <pic:spPr>
+                    <a:xfrm>
+                      <a:off x="0" y="0"/>
+                      <a:ext cx="8229600" cy="4760595"/>
+                    </a:xfrm>
+                    <a:prstGeom prst="rect">
+                      <a:avLst/>
+                    </a:prstGeom>
+                  </pic:spPr>
+                </pic:pic>
+              </a:graphicData>
+            </a:graphic>
+          </wp:inline>
+        </w:drawing>
+      </w:r>
+    </w:p>
+    <w:p>
+      <w:pPr>
+        <w:rPr>
+          <w:lang w:val="es-ES"/>
+        </w:rPr>
+      </w:pPr>
+    </w:p>
+    <w:p>
+      <w:pPr>
+        <w:rPr>
+          <w:lang w:val="es-ES"/>
+        </w:rPr>
+      </w:pPr>
+    </w:p>
+    <w:p/>
+    <w:p>
+      <w:r>
+        <w:lastRenderedPageBreak/>
+        <w:t>Task 2.24 to create these e</w:t>
+      </w:r>
+      <w:r>
+        <w:t xml:space="preserve">ntries to  the </w:t>
+      </w:r>
+      <w:r>
+        <w:t xml:space="preserve">“LOGOMATE” </w:t>
+      </w:r>
+      <w:r>
+        <w:t>ACL</w:t>
+      </w:r>
+    </w:p>
+    <w:p>
+      <w:pPr>
+        <w:rPr>
+          <w:lang w:val="es-ES"/>
+        </w:rPr>
+      </w:pPr>
+      <w:r>
+        <w:rPr>
+          <w:lang w:val="es-ES"/>
+        </w:rPr>
+        <w:drawing>
+          <wp:inline distT="0" distB="0" distL="0" distR="0" wp14:anchorId="2654DE5C" wp14:editId="0B309AED">
+            <wp:extent cx="8229600" cy="3583305"/>
+            <wp:effectExtent l="0" t="0" r="0" b="0"/>
+            <wp:docPr id="812990693" name="Picture 1"/>
+            <wp:cNvGraphicFramePr>
+              <a:graphicFrameLocks xmlns:a="http://schemas.openxmlformats.org/drawingml/2006/main" noChangeAspect="1"/>
+            </wp:cNvGraphicFramePr>
+            <a:graphic xmlns:a="http://schemas.openxmlformats.org/drawingml/2006/main">
+              <a:graphicData uri="http://schemas.openxmlformats.org/drawingml/2006/picture">
+                <pic:pic xmlns:pic="http://schemas.openxmlformats.org/drawingml/2006/picture">
+                  <pic:nvPicPr>
+                    <pic:cNvPr id="812990693" name=""/>
+                    <pic:cNvPicPr/>
+                  </pic:nvPicPr>
+                  <pic:blipFill>
+                    <a:blip r:embed="rId18"/>
+                    <a:stretch>
+                      <a:fillRect/>
+                    </a:stretch>
+                  </pic:blipFill>
+                  <pic:spPr>
+                    <a:xfrm>
+                      <a:off x="0" y="0"/>
+                      <a:ext cx="8229600" cy="3583305"/>
+                    </a:xfrm>
+                    <a:prstGeom prst="rect">
+                      <a:avLst/>
+                    </a:prstGeom>
+                  </pic:spPr>
+                </pic:pic>
+              </a:graphicData>
+            </a:graphic>
+          </wp:inline>
+        </w:drawing>
+      </w:r>
+    </w:p>
+    <w:p>
+      <w:pPr>
+        <w:rPr>
+          <w:lang w:val="es-ES"/>
+        </w:rPr>
+      </w:pPr>
     </w:p>
     <w:sectPr>
       <w:pgSz w:w="15840" w:h="12240" w:orient="landscape"/>
